--- a/report/EMCAD_BrainTumor_Report.docx
+++ b/report/EMCAD_BrainTumor_Report.docx
@@ -174,7 +174,7 @@
         <w:t xml:space="preserve">15 epochs</w:t>
       </w:r>
       <w:r>
-        <w:t xml:space="preserve"> (about 13 minutes on one Kaggle GPU). The best epoch (epoch 9) was selected by mean slice-level Dice on the validation set; the training loss fell from 1.83 to 0.80 over the 15 epochs. Predictions use the argmax of the sum of the four heads’ logits; the paper uses only the last head (p4) as the final output, so this is a deviation.</w:t>
+        <w:t xml:space="preserve"> (about 13 minutes on one Kaggle GPU). The best epoch (epoch 14) was selected by mean slice-level Dice on the validation set; the training loss fell from 1.83 to 0.80 over the 15 epochs. Predictions use the argmax of the sum of the four heads’ logits; the paper uses only the last head (p4) as the final output, so this is a deviation.</w:t>
       </w:r>
     </w:p>
     <w:p>
@@ -386,7 +386,7 @@
                 <w:b w:val="false"/>
                 <w:bCs w:val="false"/>
               </w:rPr>
-              <w:t xml:space="preserve">8.29</w:t>
+              <w:t xml:space="preserve">8.28</w:t>
             </w:r>
           </w:p>
         </w:tc>
@@ -446,7 +446,7 @@
                 <w:b w:val="false"/>
                 <w:bCs w:val="false"/>
               </w:rPr>
-              <w:t xml:space="preserve">0.860</w:t>
+              <w:t xml:space="preserve">0.855</w:t>
             </w:r>
           </w:p>
         </w:tc>
@@ -475,7 +475,7 @@
                 <w:b w:val="false"/>
                 <w:bCs w:val="false"/>
               </w:rPr>
-              <w:t xml:space="preserve">7.60</w:t>
+              <w:t xml:space="preserve">7.90</w:t>
             </w:r>
           </w:p>
         </w:tc>
@@ -535,7 +535,7 @@
                 <w:b w:val="false"/>
                 <w:bCs w:val="false"/>
               </w:rPr>
-              <w:t xml:space="preserve">0.778</w:t>
+              <w:t xml:space="preserve">0.780</w:t>
             </w:r>
           </w:p>
         </w:tc>
@@ -564,7 +564,7 @@
                 <w:b w:val="false"/>
                 <w:bCs w:val="false"/>
               </w:rPr>
-              <w:t xml:space="preserve">5.72</w:t>
+              <w:t xml:space="preserve">5.94</w:t>
             </w:r>
           </w:p>
         </w:tc>
@@ -624,7 +624,7 @@
                 <w:b/>
                 <w:bCs/>
               </w:rPr>
-              <w:t xml:space="preserve">0.843</w:t>
+              <w:t xml:space="preserve">0.842</w:t>
             </w:r>
           </w:p>
         </w:tc>
@@ -653,7 +653,7 @@
                 <w:b/>
                 <w:bCs/>
               </w:rPr>
-              <w:t xml:space="preserve">7.20</w:t>
+              <w:t xml:space="preserve">7.37</w:t>
             </w:r>
           </w:p>
         </w:tc>
@@ -679,7 +679,7 @@
         <w:spacing w:after="120"/>
       </w:pPr>
       <w:r>
-        <w:t xml:space="preserve">For reference, the pooled slice-level Dice on the validation set at the selected epoch was WT 0.893, TC 0.884, ET 0.783 (mean 0.853). The per-patient 3D numbers above are the primary results.</w:t>
+        <w:t xml:space="preserve">For reference, the pooled slice-level Dice on the validation set at the selected epoch was WT 0.894, TC 0.880, ET 0.785 (mean 0.853). The per-patient 3D numbers above are the primary results.</w:t>
       </w:r>
     </w:p>
     <w:p>
@@ -687,7 +687,7 @@
         <w:spacing w:after="120"/>
       </w:pPr>
       <w:r>
-        <w:t xml:space="preserve">An earlier run of the same pipeline (before the code was cleaned up and without a fixed random seed) gave a mean Dice of 0.841 and a mean HD95 of 7.46 mm, compared with 0.843 and 7.20 mm here, so the result is stable across runs. The numbers reported in this document are from the final, seeded notebook run.</w:t>
+        <w:t xml:space="preserve">Two other runs of the same pipeline gave a mean Dice of 0.841 and mean HD95 of 7.46 mm (an earlier notebook run without a fixed seed) and 0.843 and 7.20 mm (a seeded notebook run), compared with 0.842 and 7.37 mm here, so the result is stable across runs. The numbers in this document come from the repository’s command-line scripts (train.py, evaluate.py, visualize.py), run with seed 0.</w:t>
       </w:r>
     </w:p>
     <w:p>
@@ -720,7 +720,7 @@
           <w:b/>
           <w:bCs/>
         </w:rPr>
-        <w:t xml:space="preserve">Best (patient 14, mean Dice 0.912): </w:t>
+        <w:t xml:space="preserve">Best (patient 14, mean Dice 0.913): </w:t>
       </w:r>
       <w:r>
         <w:t xml:space="preserve">a large tumor with a ring-shaped enhancing rim around a non-enhancing core. The prediction reproduces the rim, core and surrounding edema; its boundaries are smoother than the ground truth, which has a more irregular, patchy enhancing region.</w:t>
@@ -740,10 +740,10 @@
           <w:b/>
           <w:bCs/>
         </w:rPr>
-        <w:t xml:space="preserve">Median (patient 12, 0.883): </w:t>
-      </w:r>
-      <w:r>
-        <w:t xml:space="preserve">tumor location and extent match closely. The enhancing rim in the prediction appears somewhat thicker and more continuous than in the ground truth.</w:t>
+        <w:t xml:space="preserve">Median (patient 6, 0.879): </w:t>
+      </w:r>
+      <w:r>
+        <w:t xml:space="preserve">tumor location and extent match closely. The split between enhancing and non-enhancing tissue inside the core differs from the ground truth: the ground truth is mostly enhancing with small non-enhancing spots, while the prediction assigns a larger non-enhancing region in the lower part.</w:t>
       </w:r>
     </w:p>
     <w:p>
@@ -760,10 +760,10 @@
           <w:b/>
           <w:bCs/>
         </w:rPr>
-        <w:t xml:space="preserve">Worst (patient 0, 0.684): </w:t>
-      </w:r>
-      <w:r>
-        <w:t xml:space="preserve">whole-tumor Dice is high (0.942), but tumor-core Dice is only 0.347. The ground truth in this slice is mostly edema with a small, scattered enhancing region, while the model predicts a large non-enhancing core and a solid enhancing blob, so the whole-tumor extent is right but the sub-regions are misjudged.</w:t>
+        <w:t xml:space="preserve">Worst (patient 0, 0.682): </w:t>
+      </w:r>
+      <w:r>
+        <w:t xml:space="preserve">whole-tumor Dice is high (0.940), but tumor-core Dice is only 0.337. The ground truth in this slice is mostly edema with a small, scattered enhancing region, while the model predicts a large non-enhancing core and a solid enhancing blob, so the whole-tumor extent is right but the sub-regions are misjudged.</w:t>
       </w:r>
     </w:p>
     <w:p>
@@ -780,10 +780,10 @@
           <w:b/>
           <w:bCs/>
         </w:rPr>
-        <w:t xml:space="preserve">Failure slice (patient 18, slice 67, WT Dice 0.13): </w:t>
-      </w:r>
-      <w:r>
-        <w:t xml:space="preserve">the ground-truth edema is thin, irregular and scattered, and the model marks only a tiny spot. This is a single slice, not a poor patient: the 3D whole-tumor Dice for patient 18 is 0.874.</w:t>
+        <w:t xml:space="preserve">Failure slice (patient 19, slice 36, WT Dice 0.29): </w:t>
+      </w:r>
+      <w:r>
+        <w:t xml:space="preserve">a small lesion at the edge of a fragmented brain cross-section; the model marks only part of the edema. This is a single slice, not a poor patient: the 3D whole-tumor Dice for patient 19 is 0.831.</w:t>
       </w:r>
     </w:p>
     <w:p>
@@ -795,7 +795,7 @@
       <w:r>
         <w:drawing>
           <wp:inline distT="0" distB="0" distL="0" distR="0">
-            <wp:extent cx="4937760" cy="5286803"/>
+            <wp:extent cx="4480560" cy="4797285"/>
             <wp:effectExtent t="0" r="0" b="0" l="0"/>
             <wp:docPr id="1" name="overlays" descr="Prediction overlays versus ground truth" title="Overlays"/>
             <wp:cNvGraphicFramePr>
@@ -820,7 +820,7 @@
                   <pic:spPr bwMode="auto">
                     <a:xfrm>
                       <a:off x="0" y="0"/>
-                      <a:ext cx="4937760" cy="5286803"/>
+                      <a:ext cx="4480560" cy="4797285"/>
                     </a:xfrm>
                     <a:prstGeom prst="rect">
                       <a:avLst/>
@@ -867,7 +867,7 @@
         <w:spacing w:after="60"/>
       </w:pPr>
       <w:r>
-        <w:t xml:space="preserve">Only 80 of 250 training patients, 15 epochs and 128×128 resolution, and results come from two runs, so differences of about a point are not meaningful.</w:t>
+        <w:t xml:space="preserve">Only 80 of 250 training patients, 15 epochs and 128×128 resolution, and results come from three runs, so differences of about a point are not meaningful.</w:t>
       </w:r>
     </w:p>
     <w:p>
@@ -906,7 +906,7 @@
         <w:spacing w:after="60"/>
       </w:pPr>
       <w:r>
-        <w:t xml:space="preserve">Mean HD95 is pulled up by a few patients: patient 15 has HD95 of 48.8 mm (WT) and 63.7 mm (TC), and patient 17 has 31.3 mm (WT). The per-patient median HD95 is lower (WT 4.19, TC 2.94, ET 3.82 mm). I did not investigate the cause of these outliers.</w:t>
+        <w:t xml:space="preserve">Mean HD95 is pulled up by a few patients: patient 15 has HD95 of 49.0 mm (WT) and 63.4 mm (TC), patient 17 has 31.9 mm (WT), and patient 0 has 23.1 mm (TC) and 24.6 mm (ET). The per-patient median HD95 is lower (WT 4.00, TC 3.54, ET 3.82 mm). I did not investigate the cause of these outliers.</w:t>
       </w:r>
     </w:p>
     <w:p>
